--- a/atelier/atelier_058.docx
+++ b/atelier/atelier_058.docx
@@ -445,7 +445,7 @@
           </w:tcPr>
           <w:p>
             <w:r>
-              <w:t xml:space="preserve">Diagnostic des échecs réalisé (atelier #57)</w:t>
+              <w:t xml:space="preserve">Diagnostic des échecs réalisé</w:t>
             </w:r>
           </w:p>
         </w:tc>
@@ -464,7 +464,7 @@
         <w:spacing w:after="120"/>
       </w:pPr>
       <w:r>
-        <w:t xml:space="preserve">L'autopsie (#57) a fait ressortir la cause dominante des échecs de pipeline de la squad. Maintenant on attaque. Mais avant de corriger, encore faut-il bien comprendre la NATURE de chaque type d'échec : on ne traite pas un test flaky comme un problème réseau ou une indisponibilité d'infra. Le sujet de cet atelier est de stabiliser concrètement la catégorie d'échec la plus fréquente identifiée au #57, en partant d'une compréhension claire des différents types d'échec et de leur traitement, puis en corrigeant ensemble un cas réel. L'objectif est de faire remonter le Pipeline OK rate en s'attaquant d'abord au plus gros contributeur.</w:t>
+        <w:t xml:space="preserve">L'autopsie a fait ressortir la cause dominante des échecs de pipeline de la squad. Maintenant on attaque. Mais avant de corriger, encore faut-il bien comprendre la NATURE de chaque type d'échec : on ne traite pas un test flaky comme un problème réseau ou une indisponibilité d'infra. Le sujet de cet atelier est de stabiliser concrètement la catégorie d'échec la plus fréquente identifiée au autopsie de nos échecs de pipeline, en partant d'une compréhension claire des différents types d'échec et de leur traitement, puis en corrigeant ensemble un cas réel. L'objectif est de faire remonter le Pipeline OK rate en s'attaquant d'abord au plus gros contributeur.</w:t>
       </w:r>
     </w:p>
     <w:p>
@@ -596,7 +596,7 @@
           </w:tcPr>
           <w:p>
             <w:r>
-              <w:t xml:space="preserve">Le job échoue parce qu'un appel réseau a échoué : téléchargement de dépendance, accès à un dépôt d'artefacts, appel à un service externe. À reconnaître : erreurs de timeout, connexion refusée, 5xx ponctuels. Traitement : retry automatique (objet du #59), miroir/cache local des dépendances, augmenter les timeouts.</w:t>
+              <w:t xml:space="preserve">Le job échoue parce qu'un appel réseau a échoué : téléchargement de dépendance, accès à un dépôt d'artefacts, appel à un service externe. À reconnaître : erreurs de timeout, connexion refusée, 5xx ponctuels. Traitement : retry automatique (objet du retry et résilience de notre pipeline), miroir/cache local des dépendances, augmenter les timeouts.</w:t>
             </w:r>
           </w:p>
         </w:tc>
@@ -749,7 +749,7 @@
           </w:tcPr>
           <w:p>
             <w:r>
-              <w:t xml:space="preserve">Le .gitlab-ci.yml lui-même est mal configuré : mauvaise image, variable manquante, dépendance entre jobs mal déclarée, artefact non transmis. À reconnaître : l'erreur est dans l'exécution du pipeline, pas dans le code applicatif. Traitement : corriger la configuration du pipeline.</w:t>
+              <w:t xml:space="preserve">Le.gitlab-ci.yml lui-même est mal configuré : mauvaise image, variable manquante, dépendance entre jobs mal déclarée, artefact non transmis. À reconnaître : l'erreur est dans l'exécution du pipeline, pas dans le code applicatif. Traitement : corriger la configuration du pipeline.</w:t>
             </w:r>
           </w:p>
         </w:tc>
@@ -823,7 +823,7 @@
         </w:numPr>
       </w:pPr>
       <w:r>
-        <w:t xml:space="preserve">Le plus gros gain de stabilité est dans la cause dominante : par l'effet Pareto (vu au #57), traiter la catégorie la plus fréquente fait remonter le Pipeline OK rate bien plus que de s'éparpiller sur tous les types à la fois. On concentre l'effort là où il rapporte le plus.</w:t>
+        <w:t xml:space="preserve">Le plus gros gain de stabilité est dans la cause dominante : par l'effet Pareto (vu au autopsie de nos échecs de pipeline), traiter la catégorie la plus fréquente fait remonter le Pipeline OK rate bien plus que de s'éparpiller sur tous les types à la fois. On concentre l'effort là où il rapporte le plus.</w:t>
       </w:r>
     </w:p>
     <w:p>
@@ -875,7 +875,7 @@
         <w:spacing w:after="120"/>
       </w:pPr>
       <w:r>
-        <w:t xml:space="preserve">À la sortie, la squad comprend la nature des différents types d'échec et leur traitement, et a corrigé en direct au moins un cas réel de la catégorie dominante identifiée au #57. Elle repart avec un plan pour éliminer le reste de cette catégorie et une première remontée mesurable du Pipeline OK rate. La stabilisation est amorcée sur le plus gros contributeur.</w:t>
+        <w:t xml:space="preserve">À la sortie, la squad comprend la nature des différents types d'échec et leur traitement, et a corrigé en direct au moins un cas réel de la catégorie dominante identifiée au autopsie de nos échecs de pipeline. Elle repart avec un plan pour éliminer le reste de cette catégorie et une première remontée mesurable du Pipeline OK rate. La stabilisation est amorcée sur le plus gros contributeur.</w:t>
       </w:r>
     </w:p>
     <w:p>
@@ -922,7 +922,7 @@
         </w:numPr>
       </w:pPr>
       <w:r>
-        <w:t xml:space="preserve">Zone « Cause dominante » — la catégorie issue du #57 qu'on attaque aujourd'hui, et les cas concrets concernés.</w:t>
+        <w:t xml:space="preserve">Zone « Cause dominante » — la catégorie issue du autopsie de nos échecs de pipeline qu'on attaque aujourd'hui, et les cas concrets concernés.</w:t>
       </w:r>
     </w:p>
     <w:p>
@@ -966,7 +966,7 @@
         </w:numPr>
       </w:pPr>
       <w:r>
-        <w:t xml:space="preserve">(10 min) Cadrage + définitions — l'animateur rappelle la cause dominante (#57) et passe en revue les types d'échec et leur traitement, pour que la squad sache à quoi elle a affaire.</w:t>
+        <w:t xml:space="preserve">(10 min) Cadrage + définitions — l'animateur rappelle la cause dominante et passe en revue les types d'échec et leur traitement, pour que la squad sache à quoi elle a affaire.</w:t>
       </w:r>
     </w:p>
     <w:p>
